--- a/docs/documentos-funcionales/01-autenticacion-y-cuenta.docx
+++ b/docs/documentos-funcionales/01-autenticacion-y-cuenta.docx
@@ -14,7 +14,7 @@
           <w:sz w:val="18"/>
           <w:szCs w:val="18"/>
         </w:rPr>
-        <w:t xml:space="preserve">BBVA MI CASA — PROTOTIPO FUNCIONAL</w:t>
+        <w:t xml:space="preserve">BBVA MI CASA — REQUERIMIENTOS FUNCIONALES</w:t>
       </w:r>
     </w:p>
     <w:p>
@@ -43,26 +43,7 @@
           <w:sz w:val="20"/>
           <w:szCs w:val="20"/>
         </w:rPr>
-        <w:t xml:space="preserve">Documento funcional  ·  15 de septiembre de 2026</w:t>
-      </w:r>
-    </w:p>
-    <w:p>
-      <w:pPr>
-        <w:pBdr>
-          <w:left w:val="single" w:color="004481" w:sz="18" w:space="8"/>
-        </w:pBdr>
-        <w:spacing w:after="60"/>
-        <w:ind w:left="200"/>
-      </w:pPr>
-      <w:r>
-        <w:rPr>
-          <w:i/>
-          <w:iCs/>
-          <w:color w:val="5B6B7A"/>
-          <w:sz w:val="20"/>
-          <w:szCs w:val="20"/>
-        </w:rPr>
-        <w:t xml:space="preserve">Nota de alcance: este documento describe el funcionamiento de una MAQUETA / PROTOTIPO FUNCIONAL de BBVA Mi Casa (una interfaz navegable con datos y reglas de ejemplo, sin backend ni integraciones reales), no la documentación de un proyecto en producción. Donde algo hoy está simulado, mockeado o pendiente de definición, se aclara explícitamente en las secciones de Integraciones, Seguridad y Pendientes.</w:t>
+        <w:t xml:space="preserve">Requerimiento funcional  ·  15 de septiembre de 2026</w:t>
       </w:r>
     </w:p>
     <w:p>
@@ -87,7 +68,7 @@
         <w:spacing w:after="140"/>
       </w:pPr>
       <w:r>
-        <w:t xml:space="preserve">Permitir crear una cuenta, iniciar sesión, recuperar el acceso y gestionar los datos básicos del perfil, para que las funciones que sí lo requieren (guardar una simulación, favoritos, mensajes, Academia BBVA, notificaciones) sepan a qué cuenta pertenecen los datos.</w:t>
+        <w:t xml:space="preserve">Permitir crear una cuenta, iniciar sesión, recuperar el acceso y gestionar los datos básicos del perfil, para que las funciones que lo requieren (guardar una simulación, favoritos, mensajes, Academia BBVA, notificaciones) sepan a qué cuenta pertenecen los datos.</w:t>
       </w:r>
     </w:p>
     <w:p>
@@ -118,7 +99,7 @@
           <w:bCs/>
           <w:color w:val="0B1F3A"/>
         </w:rPr>
-        <w:t xml:space="preserve">Incluye en este prototipo</w:t>
+        <w:t xml:space="preserve">Incluye</w:t>
       </w:r>
     </w:p>
     <w:p>
@@ -144,33 +125,33 @@
         <w:spacing w:after="90"/>
       </w:pPr>
       <w:r>
-        <w:t xml:space="preserve">Inicio de sesión por email, contra una cuenta demo, una cuenta registrada en ese navegador, o la sesión ya guardada.</w:t>
-      </w:r>
-    </w:p>
-    <w:p>
-      <w:pPr>
-        <w:pStyle w:val="ListParagraph"/>
-        <w:numPr>
-          <w:ilvl w:val="0"/>
-          <w:numId w:val="2"/>
-        </w:numPr>
-        <w:spacing w:after="90"/>
-      </w:pPr>
-      <w:r>
-        <w:t xml:space="preserve">Simulación de inicio de sesión con Google: pantalla de "Conectando con Google" con redirección simulada, sin OAuth real.</w:t>
-      </w:r>
-    </w:p>
-    <w:p>
-      <w:pPr>
-        <w:pStyle w:val="ListParagraph"/>
-        <w:numPr>
-          <w:ilvl w:val="0"/>
-          <w:numId w:val="2"/>
-        </w:numPr>
-        <w:spacing w:after="90"/>
-      </w:pPr>
-      <w:r>
-        <w:t xml:space="preserve">Recuperar contraseña: pedir email → pantalla "revisá tu correo" → definir nueva contraseña (ningún paso envía o valida nada real).</w:t>
+        <w:t xml:space="preserve">Inicio de sesión con email y contraseña.</w:t>
+      </w:r>
+    </w:p>
+    <w:p>
+      <w:pPr>
+        <w:pStyle w:val="ListParagraph"/>
+        <w:numPr>
+          <w:ilvl w:val="0"/>
+          <w:numId w:val="2"/>
+        </w:numPr>
+        <w:spacing w:after="90"/>
+      </w:pPr>
+      <w:r>
+        <w:t xml:space="preserve">Inicio de sesión con Google (OAuth 2.0 / OpenID Connect).</w:t>
+      </w:r>
+    </w:p>
+    <w:p>
+      <w:pPr>
+        <w:pStyle w:val="ListParagraph"/>
+        <w:numPr>
+          <w:ilvl w:val="0"/>
+          <w:numId w:val="2"/>
+        </w:numPr>
+        <w:spacing w:after="90"/>
+      </w:pPr>
+      <w:r>
+        <w:t xml:space="preserve">Recuperar contraseña: solicitud por email, confirmación de envío, y definición de nueva contraseña mediante un enlace de un solo uso.</w:t>
       </w:r>
     </w:p>
     <w:p>
@@ -196,33 +177,33 @@
         <w:spacing w:after="90"/>
       </w:pPr>
       <w:r>
-        <w:t xml:space="preserve">Perfil: ver y editar nombre, teléfono y avatar (inicial calculada del nombre).</w:t>
-      </w:r>
-    </w:p>
-    <w:p>
-      <w:pPr>
-        <w:pStyle w:val="ListParagraph"/>
-        <w:numPr>
-          <w:ilvl w:val="0"/>
-          <w:numId w:val="2"/>
-        </w:numPr>
-        <w:spacing w:after="90"/>
-      </w:pPr>
-      <w:r>
-        <w:t xml:space="preserve">Pantalla de configuración de cuenta (toggles de notificaciones y preferencias, hoy visuales).</w:t>
-      </w:r>
-    </w:p>
-    <w:p>
-      <w:pPr>
-        <w:pStyle w:val="ListParagraph"/>
-        <w:numPr>
-          <w:ilvl w:val="0"/>
-          <w:numId w:val="2"/>
-        </w:numPr>
-        <w:spacing w:after="90"/>
-      </w:pPr>
-      <w:r>
-        <w:t xml:space="preserve">Mecanismo de "acción diferida": cualquier botón que requiere sesión puede disparar el login desde donde esté el usuario; al loguearse, la app vuelve sola a esa pantalla y completa la acción que el usuario quería hacer.</w:t>
+        <w:t xml:space="preserve">Perfil: ver y editar nombre, teléfono y avatar.</w:t>
+      </w:r>
+    </w:p>
+    <w:p>
+      <w:pPr>
+        <w:pStyle w:val="ListParagraph"/>
+        <w:numPr>
+          <w:ilvl w:val="0"/>
+          <w:numId w:val="2"/>
+        </w:numPr>
+        <w:spacing w:after="90"/>
+      </w:pPr>
+      <w:r>
+        <w:t xml:space="preserve">Configuración de cuenta: preferencias de notificaciones.</w:t>
+      </w:r>
+    </w:p>
+    <w:p>
+      <w:pPr>
+        <w:pStyle w:val="ListParagraph"/>
+        <w:numPr>
+          <w:ilvl w:val="0"/>
+          <w:numId w:val="2"/>
+        </w:numPr>
+        <w:spacing w:after="90"/>
+      </w:pPr>
+      <w:r>
+        <w:t xml:space="preserve">Acción diferida: cualquier acción que requiere sesión (Guardar simulación, Favoritos, Perfil, Mensajes, Academia, Oportunidades, Contactar asesor) puede disparar el login desde donde esté el usuario; al loguearse, la app vuelve a esa pantalla y completa la acción pendiente.</w:t>
       </w:r>
     </w:p>
     <w:p>
@@ -236,59 +217,33 @@
           <w:bCs/>
           <w:color w:val="0B1F3A"/>
         </w:rPr>
-        <w:t xml:space="preserve">No incluye</w:t>
-      </w:r>
-    </w:p>
-    <w:p>
-      <w:pPr>
-        <w:pStyle w:val="ListParagraph"/>
-        <w:numPr>
-          <w:ilvl w:val="0"/>
-          <w:numId w:val="2"/>
-        </w:numPr>
-        <w:spacing w:after="90"/>
-      </w:pPr>
-      <w:r>
-        <w:t xml:space="preserve">Verificación real de contraseña, de email, o de identidad.</w:t>
-      </w:r>
-    </w:p>
-    <w:p>
-      <w:pPr>
-        <w:pStyle w:val="ListParagraph"/>
-        <w:numPr>
-          <w:ilvl w:val="0"/>
-          <w:numId w:val="2"/>
-        </w:numPr>
-        <w:spacing w:after="90"/>
-      </w:pPr>
-      <w:r>
-        <w:t xml:space="preserve">Recuperación de contraseña real (no se envía ningún correo).</w:t>
-      </w:r>
-    </w:p>
-    <w:p>
-      <w:pPr>
-        <w:pStyle w:val="ListParagraph"/>
-        <w:numPr>
-          <w:ilvl w:val="0"/>
-          <w:numId w:val="2"/>
-        </w:numPr>
-        <w:spacing w:after="90"/>
-      </w:pPr>
-      <w:r>
-        <w:t xml:space="preserve">Autenticación de dos factores (2FA).</w:t>
-      </w:r>
-    </w:p>
-    <w:p>
-      <w:pPr>
-        <w:pStyle w:val="ListParagraph"/>
-        <w:numPr>
-          <w:ilvl w:val="0"/>
-          <w:numId w:val="2"/>
-        </w:numPr>
-        <w:spacing w:after="90"/>
-      </w:pPr>
-      <w:r>
-        <w:t xml:space="preserve">Gestión de roles o permisos — todas las cuentas tienen el mismo acceso.</w:t>
+        <w:t xml:space="preserve">Fuera de alcance</w:t>
+      </w:r>
+    </w:p>
+    <w:p>
+      <w:pPr>
+        <w:pStyle w:val="ListParagraph"/>
+        <w:numPr>
+          <w:ilvl w:val="0"/>
+          <w:numId w:val="2"/>
+        </w:numPr>
+        <w:spacing w:after="90"/>
+      </w:pPr>
+      <w:r>
+        <w:t xml:space="preserve">Gestión de roles o permisos — todas las cuentas tienen el mismo nivel de acceso.</w:t>
+      </w:r>
+    </w:p>
+    <w:p>
+      <w:pPr>
+        <w:pStyle w:val="ListParagraph"/>
+        <w:numPr>
+          <w:ilvl w:val="0"/>
+          <w:numId w:val="2"/>
+        </w:numPr>
+        <w:spacing w:after="90"/>
+      </w:pPr>
+      <w:r>
+        <w:t xml:space="preserve">Autenticación de dos factores (queda como decisión a evaluar, ver Pendientes).</w:t>
       </w:r>
     </w:p>
     <w:p>
@@ -331,7 +286,7 @@
         <w:spacing w:after="90"/>
       </w:pPr>
       <w:r>
-        <w:t xml:space="preserve">Usuario logueado (cuenta demo o registrada durante la sesión de navegación).</w:t>
+        <w:t xml:space="preserve">Usuario logueado.</w:t>
       </w:r>
     </w:p>
     <w:p>
@@ -443,33 +398,33 @@
         <w:spacing w:after="90"/>
       </w:pPr>
       <w:r>
-        <w:t xml:space="preserve">La contraseña debe tener mínimo 8 caracteres y coincidir con su confirmación para poder registrarse — no se exige ningún otro criterio de complejidad.</w:t>
-      </w:r>
-    </w:p>
-    <w:p>
-      <w:pPr>
-        <w:pStyle w:val="ListParagraph"/>
-        <w:numPr>
-          <w:ilvl w:val="0"/>
-          <w:numId w:val="2"/>
-        </w:numPr>
-        <w:spacing w:after="90"/>
-      </w:pPr>
-      <w:r>
-        <w:t xml:space="preserve">El login NO valida la contraseña ingresada: solo verifica que el email pertenezca a una cuenta conocida (demo, registrada en este navegador, o la sesión guardada).</w:t>
-      </w:r>
-    </w:p>
-    <w:p>
-      <w:pPr>
-        <w:pStyle w:val="ListParagraph"/>
-        <w:numPr>
-          <w:ilvl w:val="0"/>
-          <w:numId w:val="2"/>
-        </w:numPr>
-        <w:spacing w:after="90"/>
-      </w:pPr>
-      <w:r>
-        <w:t xml:space="preserve">Un email ya usado en una cuenta demo o registrada no puede volver a registrarse.</w:t>
+        <w:t xml:space="preserve">La contraseña debe cumplir una política mínima de robustez (largo mínimo de 8 caracteres, con confirmación) para poder registrarse.</w:t>
+      </w:r>
+    </w:p>
+    <w:p>
+      <w:pPr>
+        <w:pStyle w:val="ListParagraph"/>
+        <w:numPr>
+          <w:ilvl w:val="0"/>
+          <w:numId w:val="2"/>
+        </w:numPr>
+        <w:spacing w:after="90"/>
+      </w:pPr>
+      <w:r>
+        <w:t xml:space="preserve">El inicio de sesión valida la contraseña ingresada contra la almacenada.</w:t>
+      </w:r>
+    </w:p>
+    <w:p>
+      <w:pPr>
+        <w:pStyle w:val="ListParagraph"/>
+        <w:numPr>
+          <w:ilvl w:val="0"/>
+          <w:numId w:val="2"/>
+        </w:numPr>
+        <w:spacing w:after="90"/>
+      </w:pPr>
+      <w:r>
+        <w:t xml:space="preserve">Un email ya registrado no puede volver a registrarse.</w:t>
       </w:r>
     </w:p>
     <w:p>
@@ -486,33 +441,46 @@
           <w:bCs/>
           <w:color w:val="004481"/>
         </w:rPr>
-        <w:t xml:space="preserve">6. Datos que maneja — equipo de Data</w:t>
-      </w:r>
-    </w:p>
-    <w:p>
-      <w:pPr>
-        <w:pStyle w:val="ListParagraph"/>
-        <w:numPr>
-          <w:ilvl w:val="0"/>
-          <w:numId w:val="2"/>
-        </w:numPr>
-        <w:spacing w:after="90"/>
-      </w:pPr>
-      <w:r>
-        <w:t xml:space="preserve">Email, nombre, teléfono (solo en cuentas demo de ejemplo) y avatar — todo persistido en localStorage del navegador, namespaced por email.</w:t>
-      </w:r>
-    </w:p>
-    <w:p>
-      <w:pPr>
-        <w:pStyle w:val="ListParagraph"/>
-        <w:numPr>
-          <w:ilvl w:val="0"/>
-          <w:numId w:val="2"/>
-        </w:numPr>
-        <w:spacing w:after="90"/>
-      </w:pPr>
-      <w:r>
-        <w:t xml:space="preserve">No hay analítica, tracking de eventos ni telemetría implementada en ningún punto de la app.</w:t>
+        <w:t xml:space="preserve">6. Requerimientos de datos — equipo de Data</w:t>
+      </w:r>
+    </w:p>
+    <w:p>
+      <w:pPr>
+        <w:pStyle w:val="ListParagraph"/>
+        <w:numPr>
+          <w:ilvl w:val="0"/>
+          <w:numId w:val="2"/>
+        </w:numPr>
+        <w:spacing w:after="90"/>
+      </w:pPr>
+      <w:r>
+        <w:t xml:space="preserve">Usuario: id, email (único, indexado), hash de contraseña, nombre, teléfono, fecha de alta, estado de verificación de email, avatar — persistido en una base de datos, no en el navegador.</w:t>
+      </w:r>
+    </w:p>
+    <w:p>
+      <w:pPr>
+        <w:pStyle w:val="ListParagraph"/>
+        <w:numPr>
+          <w:ilvl w:val="0"/>
+          <w:numId w:val="2"/>
+        </w:numPr>
+        <w:spacing w:after="90"/>
+      </w:pPr>
+      <w:r>
+        <w:t xml:space="preserve">Auditoría básica de accesos (fecha/hora, resultado) para trazabilidad.</w:t>
+      </w:r>
+    </w:p>
+    <w:p>
+      <w:pPr>
+        <w:pStyle w:val="ListParagraph"/>
+        <w:numPr>
+          <w:ilvl w:val="0"/>
+          <w:numId w:val="2"/>
+        </w:numPr>
+        <w:spacing w:after="90"/>
+      </w:pPr>
+      <w:r>
+        <w:t xml:space="preserve">El tratamiento de email, nombre y teléfono debe cumplir la normativa de protección de datos personales aplicable (en México, la LFPDPPP): aviso de privacidad, consentimiento y atención de derechos ARCO.</w:t>
       </w:r>
     </w:p>
     <w:p>
@@ -529,33 +497,46 @@
           <w:bCs/>
           <w:color w:val="004481"/>
         </w:rPr>
-        <w:t xml:space="preserve">7. Integraciones y dependencias — equipo de Infraestructura</w:t>
-      </w:r>
-    </w:p>
-    <w:p>
-      <w:pPr>
-        <w:pStyle w:val="ListParagraph"/>
-        <w:numPr>
-          <w:ilvl w:val="0"/>
-          <w:numId w:val="2"/>
-        </w:numPr>
-        <w:spacing w:after="90"/>
-      </w:pPr>
-      <w:r>
-        <w:t xml:space="preserve">Ninguna real: no hay backend de autenticación, servicio de correo, ni proveedor de OAuth (el botón de Google es una animación que redirige sola, sin llamar a ningún servicio).</w:t>
-      </w:r>
-    </w:p>
-    <w:p>
-      <w:pPr>
-        <w:pStyle w:val="ListParagraph"/>
-        <w:numPr>
-          <w:ilvl w:val="0"/>
-          <w:numId w:val="2"/>
-        </w:numPr>
-        <w:spacing w:after="90"/>
-      </w:pPr>
-      <w:r>
-        <w:t xml:space="preserve">Toda la persistencia es client-side (localStorage), atada al navegador/dispositivo — sin sincronización entre dispositivos.</w:t>
+        <w:t xml:space="preserve">7. Integraciones e infraestructura — equipo de Infraestructura</w:t>
+      </w:r>
+    </w:p>
+    <w:p>
+      <w:pPr>
+        <w:pStyle w:val="ListParagraph"/>
+        <w:numPr>
+          <w:ilvl w:val="0"/>
+          <w:numId w:val="2"/>
+        </w:numPr>
+        <w:spacing w:after="90"/>
+      </w:pPr>
+      <w:r>
+        <w:t xml:space="preserve">Servicio de autenticación que emita y valide sesiones (propio con JWT, o gestionado — por ejemplo Auth0, AWS Cognito o Firebase Auth).</w:t>
+      </w:r>
+    </w:p>
+    <w:p>
+      <w:pPr>
+        <w:pStyle w:val="ListParagraph"/>
+        <w:numPr>
+          <w:ilvl w:val="0"/>
+          <w:numId w:val="2"/>
+        </w:numPr>
+        <w:spacing w:after="90"/>
+      </w:pPr>
+      <w:r>
+        <w:t xml:space="preserve">Proveedor de correo transaccional para verificación de email y recuperación de contraseña, con enlaces de un solo uso.</w:t>
+      </w:r>
+    </w:p>
+    <w:p>
+      <w:pPr>
+        <w:pStyle w:val="ListParagraph"/>
+        <w:numPr>
+          <w:ilvl w:val="0"/>
+          <w:numId w:val="2"/>
+        </w:numPr>
+        <w:spacing w:after="90"/>
+      </w:pPr>
+      <w:r>
+        <w:t xml:space="preserve">Proveedor de OAuth 2.0 / OpenID Connect real para el inicio de sesión con Google (Google Identity Services).</w:t>
       </w:r>
     </w:p>
     <w:p>
@@ -572,59 +553,85 @@
           <w:bCs/>
           <w:color w:val="004481"/>
         </w:rPr>
-        <w:t xml:space="preserve">8. Consideraciones de seguridad — equipo de Seguridad</w:t>
-      </w:r>
-    </w:p>
-    <w:p>
-      <w:pPr>
-        <w:pStyle w:val="ListParagraph"/>
-        <w:numPr>
-          <w:ilvl w:val="0"/>
-          <w:numId w:val="2"/>
-        </w:numPr>
-        <w:spacing w:after="90"/>
-      </w:pPr>
-      <w:r>
-        <w:t xml:space="preserve">No hay autenticación real: cualquiera que conozca (o adivine) un email de cuenta puede "iniciar sesión" sin contraseña.</w:t>
-      </w:r>
-    </w:p>
-    <w:p>
-      <w:pPr>
-        <w:pStyle w:val="ListParagraph"/>
-        <w:numPr>
-          <w:ilvl w:val="0"/>
-          <w:numId w:val="2"/>
-        </w:numPr>
-        <w:spacing w:after="90"/>
-      </w:pPr>
-      <w:r>
-        <w:t xml:space="preserve">Las contraseñas se guardan y comparan en texto plano en localStorage — sin hashing, salting, ni ningún estándar de protección.</w:t>
-      </w:r>
-    </w:p>
-    <w:p>
-      <w:pPr>
-        <w:pStyle w:val="ListParagraph"/>
-        <w:numPr>
-          <w:ilvl w:val="0"/>
-          <w:numId w:val="2"/>
-        </w:numPr>
-        <w:spacing w:after="90"/>
-      </w:pPr>
-      <w:r>
-        <w:t xml:space="preserve">Sin límite de intentos ni protección contra fuerza bruta.</w:t>
-      </w:r>
-    </w:p>
-    <w:p>
-      <w:pPr>
-        <w:pStyle w:val="ListParagraph"/>
-        <w:numPr>
-          <w:ilvl w:val="0"/>
-          <w:numId w:val="2"/>
-        </w:numPr>
-        <w:spacing w:after="90"/>
-      </w:pPr>
-      <w:r>
-        <w:t xml:space="preserve">Este módulo NO debe usarse como referencia de implementación de autenticación real — su único propósito es simular el flujo de UX.</w:t>
+        <w:t xml:space="preserve">8. Requerimientos de seguridad — equipo de Seguridad</w:t>
+      </w:r>
+    </w:p>
+    <w:p>
+      <w:pPr>
+        <w:pStyle w:val="ListParagraph"/>
+        <w:numPr>
+          <w:ilvl w:val="0"/>
+          <w:numId w:val="2"/>
+        </w:numPr>
+        <w:spacing w:after="90"/>
+      </w:pPr>
+      <w:r>
+        <w:t xml:space="preserve">Hashing de contraseñas con un algoritmo de derivación de clave lento (bcrypt, scrypt o argon2) — nunca texto plano.</w:t>
+      </w:r>
+    </w:p>
+    <w:p>
+      <w:pPr>
+        <w:pStyle w:val="ListParagraph"/>
+        <w:numPr>
+          <w:ilvl w:val="0"/>
+          <w:numId w:val="2"/>
+        </w:numPr>
+        <w:spacing w:after="90"/>
+      </w:pPr>
+      <w:r>
+        <w:t xml:space="preserve">Verificación de email antes de habilitar acciones sensibles (guardar una simulación, contactar asesores).</w:t>
+      </w:r>
+    </w:p>
+    <w:p>
+      <w:pPr>
+        <w:pStyle w:val="ListParagraph"/>
+        <w:numPr>
+          <w:ilvl w:val="0"/>
+          <w:numId w:val="2"/>
+        </w:numPr>
+        <w:spacing w:after="90"/>
+      </w:pPr>
+      <w:r>
+        <w:t xml:space="preserve">Límite de intentos de inicio de sesión (rate limiting) para mitigar fuerza bruta y credential stuffing.</w:t>
+      </w:r>
+    </w:p>
+    <w:p>
+      <w:pPr>
+        <w:pStyle w:val="ListParagraph"/>
+        <w:numPr>
+          <w:ilvl w:val="0"/>
+          <w:numId w:val="2"/>
+        </w:numPr>
+        <w:spacing w:after="90"/>
+      </w:pPr>
+      <w:r>
+        <w:t xml:space="preserve">Tokens de recuperación de contraseña de un solo uso, con expiración corta, invalidados tras su uso.</w:t>
+      </w:r>
+    </w:p>
+    <w:p>
+      <w:pPr>
+        <w:pStyle w:val="ListParagraph"/>
+        <w:numPr>
+          <w:ilvl w:val="0"/>
+          <w:numId w:val="2"/>
+        </w:numPr>
+        <w:spacing w:after="90"/>
+      </w:pPr>
+      <w:r>
+        <w:t xml:space="preserve">Sesión gestionada por token (JWT de corta duración + refresh token, o cookie httpOnly/secure).</w:t>
+      </w:r>
+    </w:p>
+    <w:p>
+      <w:pPr>
+        <w:pStyle w:val="ListParagraph"/>
+        <w:numPr>
+          <w:ilvl w:val="0"/>
+          <w:numId w:val="2"/>
+        </w:numPr>
+        <w:spacing w:after="90"/>
+      </w:pPr>
+      <w:r>
+        <w:t xml:space="preserve">Cifrado en tránsito (TLS) y en reposo para toda la información de cuenta.</w:t>
       </w:r>
     </w:p>
     <w:p>
@@ -641,76 +648,46 @@
           <w:bCs/>
           <w:color w:val="004481"/>
         </w:rPr>
-        <w:t xml:space="preserve">9. Limitaciones conocidas del prototipo</w:t>
-      </w:r>
-    </w:p>
-    <w:p>
-      <w:pPr>
-        <w:pStyle w:val="ListParagraph"/>
-        <w:numPr>
-          <w:ilvl w:val="0"/>
-          <w:numId w:val="2"/>
-        </w:numPr>
-        <w:spacing w:after="90"/>
-      </w:pPr>
-      <w:r>
-        <w:t xml:space="preserve">El login "de mentira" permite entrar a cualquier cuenta demo sin credencial real.</w:t>
-      </w:r>
-    </w:p>
-    <w:p>
-      <w:pPr>
-        <w:pStyle w:val="ListParagraph"/>
-        <w:numPr>
-          <w:ilvl w:val="0"/>
-          <w:numId w:val="2"/>
-        </w:numPr>
-        <w:spacing w:after="90"/>
-      </w:pPr>
-      <w:r>
-        <w:t xml:space="preserve">Los datos de cuenta nunca salen del navegador del usuario; se pierden si se borra el storage del sitio.</w:t>
-      </w:r>
-    </w:p>
-    <w:p>
-      <w:pPr>
-        <w:pStyle w:val="Heading2"/>
-        <w:pBdr>
-          <w:bottom w:val="single" w:color="D9DEE4" w:sz="4" w:space="4"/>
-        </w:pBdr>
-        <w:spacing w:after="120" w:before="300"/>
-      </w:pPr>
-      <w:r>
-        <w:rPr>
-          <w:b/>
-          <w:bCs/>
-          <w:color w:val="004481"/>
-        </w:rPr>
-        <w:t xml:space="preserve">10. Pendientes / decisiones abiertas</w:t>
-      </w:r>
-    </w:p>
-    <w:p>
-      <w:pPr>
-        <w:pStyle w:val="ListParagraph"/>
-        <w:numPr>
-          <w:ilvl w:val="0"/>
-          <w:numId w:val="2"/>
-        </w:numPr>
-        <w:spacing w:after="90"/>
-      </w:pPr>
-      <w:r>
-        <w:t xml:space="preserve">Definir proveedor de autenticación real (email/password con hashing, OAuth real, 2FA) para una implementación productiva.</w:t>
-      </w:r>
-    </w:p>
-    <w:p>
-      <w:pPr>
-        <w:pStyle w:val="ListParagraph"/>
-        <w:numPr>
-          <w:ilvl w:val="0"/>
-          <w:numId w:val="2"/>
-        </w:numPr>
-        <w:spacing w:after="90"/>
-      </w:pPr>
-      <w:r>
-        <w:t xml:space="preserve">Definir política real de contraseñas y de recuperación (envío de correo, expiración de tokens, etc.).</w:t>
+        <w:t xml:space="preserve">9. Pendientes / decisiones abiertas</w:t>
+      </w:r>
+    </w:p>
+    <w:p>
+      <w:pPr>
+        <w:pStyle w:val="ListParagraph"/>
+        <w:numPr>
+          <w:ilvl w:val="0"/>
+          <w:numId w:val="2"/>
+        </w:numPr>
+        <w:spacing w:after="90"/>
+      </w:pPr>
+      <w:r>
+        <w:t xml:space="preserve">Definir el proveedor de autenticación (propio vs. gestionado) y el estándar exacto de contraseñas a exigir.</w:t>
+      </w:r>
+    </w:p>
+    <w:p>
+      <w:pPr>
+        <w:pStyle w:val="ListParagraph"/>
+        <w:numPr>
+          <w:ilvl w:val="0"/>
+          <w:numId w:val="2"/>
+        </w:numPr>
+        <w:spacing w:after="90"/>
+      </w:pPr>
+      <w:r>
+        <w:t xml:space="preserve">Definir si corresponde ofrecer u obligar 2FA para operaciones sensibles.</w:t>
+      </w:r>
+    </w:p>
+    <w:p>
+      <w:pPr>
+        <w:pStyle w:val="ListParagraph"/>
+        <w:numPr>
+          <w:ilvl w:val="0"/>
+          <w:numId w:val="2"/>
+        </w:numPr>
+        <w:spacing w:after="90"/>
+      </w:pPr>
+      <w:r>
+        <w:t xml:space="preserve">Definir la política de expiración y renovación de sesión, y el cierre de sesión remoto en otros dispositivos.</w:t>
       </w:r>
     </w:p>
     <w:sectPr>
